--- a/src/report_layout/EmployeeAppraisalNew.docx
+++ b/src/report_layout/EmployeeAppraisalNew.docx
@@ -5190,6 +5190,315 @@
  < / N a v W o r d R e p o r t X m l P a r t > 
 </file>
 
+<file path=customXml/item2.xml>��< ? x m l   v e r s i o n = " 1 . 0 "   e n c o d i n g = " u t f - 1 6 " ? > + 
+ < N a v W o r d R e p o r t X m l P a r t   x m l n s = " u r n : m i c r o s o f t - d y n a m i c s - b u s i n e s s c e n t r a l / i n t e r n a l / e x t e n d e d / r e p o r t s / E m p l o y e e _ A p p r a i s a l _ N e w / 5 2 0 2 3 / " > + 
+     < T o o l t i p s > + 
+         < T o o l t i p   c o l u m n = " S u r n a m e "   E l e m e n t I d = " 1 9 0 5 4 8 9 2 2 " > + 
+             < T o o l t i p T e x t   l a n g = " e n - U S " > S p e c i f i e s   t h e   e m p l o y e e ' s   l a s t   n a m e . < / T o o l t i p T e x t > + 
+         < / T o o l t i p > + 
+         < T o o l t i p   c o l u m n = " E m p l o y e e N o _ E m p l o y e e Q u a l i f i c a t i o n "   E l e m e n t I d = " 4 3 8 5 1 7 2 4 6 " > + 
+             < T o o l t i p T e x t   l a n g = " e n - U S " > S p e c i f i e s   a   n u m b e r   f o r   t h e   e m p l o y e e . < / T o o l t i p T e x t > + 
+         < / T o o l t i p > + 
+         < T o o l t i p   c o l u m n = " Q u a l i f i c a t i o n C o d e _ E m p l o y e e Q u a l i f i c a t i o n "   E l e m e n t I d = " 1 5 8 9 6 6 1 5 3 1 " > + 
+             < T o o l t i p T e x t   l a n g = " e n - U S " > S p e c i f i e s   a   q u a l i f i c a t i o n   c o d e   f o r   t h e   e m p l o y e e . < / T o o l t i p T e x t > + 
+         < / T o o l t i p > + 
+         < T o o l t i p   c o l u m n = " F r o m D a t e _ E m p l o y e e Q u a l i f i c a t i o n "   E l e m e n t I d = " 2 0 1 7 8 6 2 9 8 7 " > + 
+             < T o o l t i p T e x t   l a n g = " e n - U S " > S p e c i f i e s   t h e   d a t e   w h e n   t h e   e m p l o y e e   s t a r t e d   w o r k i n g   o n   o b t a i n i n g   t h i s   q u a l i f i c a t i o n . < / T o o l t i p T e x t > + 
+         < / T o o l t i p > + 
+         < T o o l t i p   c o l u m n = " T o D a t e _ E m p l o y e e Q u a l i f i c a t i o n "   E l e m e n t I d = " 5 0 0 3 4 9 8 " > + 
+             < T o o l t i p T e x t   l a n g = " e n - U S " > S p e c i f i e s   t h e   d a t e   w h e n   t h e   e m p l o y e e   i s   c o n s i d e r e d   t o   h a v e   o b t a i n e d   t h i s   q u a l i f i c a t i o n . < / T o o l t i p T e x t > + 
+         < / T o o l t i p > + 
+         < T o o l t i p   c o l u m n = " D e s c r i p t i o n _ E m p l o y e e Q u a l i f i c a t i o n "   E l e m e n t I d = " 1 7 2 6 8 7 3 1 8 3 " > + 
+             < T o o l t i p T e x t   l a n g = " e n - U S " > S p e c i f i e s   a   d e s c r i p t i o n   o f   t h e   q u a l i f i c a t i o n . < / T o o l t i p T e x t > + 
+         < / T o o l t i p > + 
+     < / T o o l t i p s > + 
+     < A p p r a i s a l   E l e m e n t T y p e = " D a t a I t e m "   E l e m e n t I d = " 4 5 6 2 1 9 8 8 8 " > + 
+         < A c a d e m i c Q u a l i f i c a t i o n T e x t   E l e m e n t T y p e = " C o l u m n "   E l e m e n t I d = " 1 5 3 0 8 1 5 2 5 2 "   D a t a T y p e = " T e x t " > A c a d e m i c Q u a l i f i c a t i o n T e x t < / A c a d e m i c Q u a l i f i c a t i o n T e x t > + 
+         < A p p r a i s a l N o _ A p p r a i s a l   E l e m e n t T y p e = " C o l u m n "   E l e m e n t I d = " 1 0 5 3 8 6 8 2 9 3 "   D a t a T y p e = " C o d e " > A p p r a i s a l N o _ A p p r a i s a l < / A p p r a i s a l N o _ A p p r a i s a l > + 
+         < A p p r a i s a l P e r i o d _ A p p r a i s a l   E l e m e n t T y p e = " C o l u m n "   E l e m e n t I d = " 5 0 7 3 3 7 0 3 3 "   D a t a T y p e = " C o d e " > A p p r a i s a l P e r i o d _ A p p r a i s a l < / A p p r a i s a l P e r i o d _ A p p r a i s a l > + 
+         < A p p r a i s a l T y p e _ A p p r a i s a l   E l e m e n t T y p e = " C o l u m n "   E l e m e n t I d = " 1 5 9 3 4 7 8 7 7 8 "   D a t a T y p e = " C o d e " > A p p r a i s a l T y p e _ A p p r a i s a l < / A p p r a i s a l T y p e _ A p p r a i s a l > + 
+         < A p p r a i s e e C o m m e n t s S u m m a r y T e x t   E l e m e n t T y p e = " C o l u m n "   E l e m e n t I d = " 3 1 8 7 7 3 2 6 0 "   D a t a T y p e = " T e x t " > A p p r a i s e e C o m m e n t s S u m m a r y T e x t < / A p p r a i s e e C o m m e n t s S u m m a r y T e x t > + 
+         < A p p r a i s e e I D _ A p p r a i s a l   E l e m e n t T y p e = " C o l u m n "   E l e m e n t I d = " 1 9 8 9 7 4 9 2 3 8 "   D a t a T y p e = " C o d e " > A p p r a i s e e I D _ A p p r a i s a l < / A p p r a i s e e I D _ A p p r a i s a l > + 
+         < A p p r a i s e e N a m e _ A p p r a i s a l   E l e m e n t T y p e = " C o l u m n "   E l e m e n t I d = " 1 7 7 6 0 4 4 4 0 0 "   D a t a T y p e = " T e x t " > A p p r a i s e e N a m e _ A p p r a i s a l < / A p p r a i s e e N a m e _ A p p r a i s a l > + 
+         < A p p r a i s e e s J o b T i t l e _ A p p r a i s a l   E l e m e n t T y p e = " C o l u m n "   E l e m e n t I d = " 1 8 5 8 0 3 1 2 5 1 "   D a t a T y p e = " T e x t " > A p p r a i s e e s J o b T i t l e _ A p p r a i s a l < / A p p r a i s e e s J o b T i t l e _ A p p r a i s a l > + 
+         < A p p r a i s e r C o m m e n t s S u m m a r y T e x t   E l e m e n t T y p e = " C o l u m n "   E l e m e n t I d = " 1 0 1 8 3 6 8 1 1 "   D a t a T y p e = " T e x t " > A p p r a i s e r C o m m e n t s S u m m a r y T e x t < / A p p r a i s e r C o m m e n t s S u m m a r y T e x t > + 
+         < A p p r a i s e r I D _ A p p r a i s a l   E l e m e n t T y p e = " C o l u m n "   E l e m e n t I d = " 6 0 1 2 3 1 0 1 3 "   D a t a T y p e = " C o d e " > A p p r a i s e r I D _ A p p r a i s a l < / A p p r a i s e r I D _ A p p r a i s a l > + 
+         < A p p r a i s e r N o _ A p p r a i s a l   E l e m e n t T y p e = " C o l u m n "   E l e m e n t I d = " 1 7 1 1 0 6 8 9 1 3 "   D a t a T y p e = " C o d e " > A p p r a i s e r N o _ A p p r a i s a l < / A p p r a i s e r N o _ A p p r a i s a l > + 
+         < A p p r a i s e r s J o b T i t l e _ A p p r a i s a l   E l e m e n t T y p e = " C o l u m n "   E l e m e n t I d = " 9 4 6 3 8 9 2 2 0 "   D a t a T y p e = " T e x t " > A p p r a i s e r s J o b T i t l e _ A p p r a i s a l < / A p p r a i s e r s J o b T i t l e _ A p p r a i s a l > + 
+         < A p p r a i s e r s N a m e _ A p p r a i s a l   E l e m e n t T y p e = " C o l u m n "   E l e m e n t I d = " 1 4 6 4 6 1 0 9 0 8 "   D a t a T y p e = " T e x t " > A p p r a i s e r s N a m e _ A p p r a i s a l < / A p p r a i s e r s N a m e _ A p p r a i s a l > + 
+         < C o m p N a m e   E l e m e n t T y p e = " C o l u m n "   E l e m e n t I d = " 4 3 4 0 8 3 4 9 3 "   D a t a T y p e = " T e x t " > C o m p N a m e < / C o m p N a m e > + 
+         < C o m p P i c   E l e m e n t T y p e = " C o l u m n "   E l e m e n t I d = " 1 2 5 0 2 0 7 7 0 "   D a t a T y p e = " B l o b "   / > + 
+         < C u r r e n t R e v i e w O b j e c t i v e s T e x t   E l e m e n t T y p e = " C o l u m n "   E l e m e n t I d = " 2 0 6 0 1 4 4 7 2 1 "   D a t a T y p e = " T e x t " > C u r r e n t R e v i e w O b j e c t i v e s T e x t < / C u r r e n t R e v i e w O b j e c t i v e s T e x t > + 
+         < C u r r e n t R e v i e w P e r i o d   E l e m e n t T y p e = " C o l u m n "   E l e m e n t I d = " 8 7 1 5 2 0 9 7 3 "   D a t a T y p e = " C o d e " > C u r r e n t R e v i e w P e r i o d < / C u r r e n t R e v i e w P e r i o d > + 
+         < C u r r e n t R e v i e w S c o r e   E l e m e n t T y p e = " C o l u m n "   E l e m e n t I d = " 1 2 0 4 0 2 6 9 0 2 "   D a t a T y p e = " D e c i m a l " > C u r r e n t R e v i e w S c o r e < / C u r r e n t R e v i e w S c o r e > + 
+         < D e p a r t m e n t C o d e _ A p p r a i s a l   E l e m e n t T y p e = " C o l u m n "   E l e m e n t I d = " 7 9 6 9 3 9 4 7 8 "   D a t a T y p e = " C o d e " > D e p a r t m e n t C o d e _ A p p r a i s a l < / D e p a r t m e n t C o d e _ A p p r a i s a l > + 
+         < D i r e c t o r a t e C o d e _ A p p r a i s a l   E l e m e n t T y p e = " C o l u m n "   E l e m e n t I d = " 1 5 1 2 8 3 7 3 6 2 "   D a t a T y p e = " C o d e " > D i r e c t o r a t e C o d e _ A p p r a i s a l < / D i r e c t o r a t e C o d e _ A p p r a i s a l > + 
+         < D i r e c t o r a t e N a m e _ A p p r a i s a l   E l e m e n t T y p e = " C o l u m n "   E l e m e n t I d = " 4 9 5 0 9 3 1 4 4 "   D a t a T y p e = " T e x t " > D i r e c t o r a t e N a m e _ A p p r a i s a l < / D i r e c t o r a t e N a m e _ A p p r a i s a l > + 
+         < E m p l o y e e N o _ A p p r a i s a l   E l e m e n t T y p e = " C o l u m n "   E l e m e n t I d = " 7 3 1 7 0 0 0 6 8 "   D a t a T y p e = " C o d e " > E m p l o y e e N o _ A p p r a i s a l < / E m p l o y e e N o _ A p p r a i s a l > + 
+         < E m p l o y e m e n t D a t e   E l e m e n t T y p e = " C o l u m n "   E l e m e n t I d = " 1 9 2 7 9 7 2 5 4 0 "   D a t a T y p e = " D a t e " > E m p l o y e m e n t D a t e < / E m p l o y e m e n t D a t e > + 
+         < F i n a l Y e a r   E l e m e n t T y p e = " C o l u m n "   E l e m e n t I d = " 5 5 1 7 2 9 0 3 0 "   D a t a T y p e = " B o o l e a n " > F i n a l Y e a r < / F i n a l Y e a r > + 
+         < J o b G r o u p   E l e m e n t T y p e = " C o l u m n "   E l e m e n t I d = " 4 9 2 0 9 4 0 9 1 "   D a t a T y p e = " C o d e " > J o b G r o u p < / J o b G r o u p > + 
+         < J o b G r o u p _ A p p r a i s a l   E l e m e n t T y p e = " C o l u m n "   E l e m e n t I d = " 9 9 5 5 3 3 7 0 5 "   D a t a T y p e = " C o d e " > J o b G r o u p _ A p p r a i s a l < / J o b G r o u p _ A p p r a i s a l > + 
+         < J o b I D _ A p p r a i s a l   E l e m e n t T y p e = " C o l u m n "   E l e m e n t I d = " 9 4 8 6 6 2 5 0 1 "   D a t a T y p e = " C o d e " > J o b I D _ A p p r a i s a l < / J o b I D _ A p p r a i s a l > + 
+         < M i d Y e a r   E l e m e n t T y p e = " C o l u m n "   E l e m e n t I d = " 4 8 6 5 6 0 8 7 8 "   D a t a T y p e = " B o o l e a n " > M i d Y e a r < / M i d Y e a r > + 
+         < O b j e c t i v e s S u m m a r y T e x t   E l e m e n t T y p e = " C o l u m n "   E l e m e n t I d = " 1 9 5 9 7 5 7 8 3 2 "   D a t a T y p e = " T e x t " > O b j e c t i v e s S u m m a r y T e x t < / O b j e c t i v e s S u m m a r y T e x t > + 
+         < O t h e r N a m e s   E l e m e n t T y p e = " C o l u m n "   E l e m e n t I d = " 1 3 8 2 1 5 3 7 0 9 "   D a t a T y p e = " S t r i n g " > O t h e r N a m e s < / O t h e r N a m e s > + 
+         < P e r i o d E n d _ A p p r a i s a l   E l e m e n t T y p e = " C o l u m n "   E l e m e n t I d = " 1 0 9 0 1 7 6 7 4 7 "   D a t a T y p e = " D a t e " > P e r i o d E n d _ A p p r a i s a l < / P e r i o d E n d _ A p p r a i s a l > + 
+         < P e r i o d S t a r t _ A p p r a i s a l   E l e m e n t T y p e = " C o l u m n "   E l e m e n t I d = " 3 4 2 2 9 2 9 8 "   D a t a T y p e = " D a t e " > P e r i o d S t a r t _ A p p r a i s a l < / P e r i o d S t a r t _ A p p r a i s a l > + 
+         < P r o f e s s i o n a l Q u a l i f i c a t i o n T e x t   E l e m e n t T y p e = " C o l u m n "   E l e m e n t I d = " 2 0 6 1 2 0 1 8 2 "   D a t a T y p e = " T e x t " > P r o f e s s i o n a l Q u a l i f i c a t i o n T e x t < / P r o f e s s i o n a l Q u a l i f i c a t i o n T e x t > + 
+         < R e v i e w E n d D a t e _ A p p r a i s a l   E l e m e n t T y p e = " C o l u m n "   E l e m e n t I d = " 1 8 2 6 1 0 7 1 5 4 "   D a t a T y p e = " D a t e " > R e v i e w E n d D a t e _ A p p r a i s a l < / R e v i e w E n d D a t e _ A p p r a i s a l > + 
+         < R e v i e w S t a r t D a t e _ A p p r a i s a l   E l e m e n t T y p e = " C o l u m n "   E l e m e n t I d = " 1 9 9 1 8 2 7 1 1 1 "   D a t a T y p e = " D a t e " > R e v i e w S t a r t D a t e _ A p p r a i s a l < / R e v i e w S t a r t D a t e _ A p p r a i s a l > + 
+         < S u r n a m e   E l e m e n t T y p e = " C o l u m n "   E l e m e n t I d = " 1 9 0 5 4 8 9 2 2 "   D a t a T y p e = " T e x t " > S u r n a m e < / S u r n a m e > + 
+         < T o t a l R e v i e w S c o r e   E l e m e n t T y p e = " C o l u m n "   E l e m e n t I d = " 7 0 2 9 9 3 8 2 9 "   D a t a T y p e = " D e c i m a l " > T o t a l R e v i e w S c o r e < / T o t a l R e v i e w S c o r e > + 
+         < T y p e _ A p p r a i s a l   E l e m e n t T y p e = " C o l u m n "   E l e m e n t I d = " 1 5 3 8 4 3 1 8 5 5 "   D a t a T y p e = " O p t i o n " > T y p e _ A p p r a i s a l < / T y p e _ A p p r a i s a l > + 
+         < U s e r D e p t   E l e m e n t T y p e = " C o l u m n "   E l e m e n t I d = " 5 8 0 6 7 2 4 6 5 "   D a t a T y p e = " C o d e " > U s e r D e p t < / U s e r D e p t > + 
+         < B S C A p p r a i s a l   E l e m e n t T y p e = " D a t a I t e m "   E l e m e n t I d = " 2 0 0 3 5 9 9 2 9 8 " > + 
+             < B S C A p p r a i s e e C o m m e n t   E l e m e n t T y p e = " C o l u m n "   E l e m e n t I d = " 1 7 6 8 6 4 2 1 5 6 "   D a t a T y p e = " T e x t " > B S C A p p r a i s e e C o m m e n t < / B S C A p p r a i s e e C o m m e n t > + 
+             < B S C A p p r a i s e r R e c o m m e n d a t i o n s   E l e m e n t T y p e = " C o l u m n "   E l e m e n t I d = " 1 6 2 2 5 6 8 2 4 6 "   D a t a T y p e = " T e x t " > B S C A p p r a i s e r R e c o m m e n d a t i o n s < / B S C A p p r a i s e r R e c o m m e n d a t i o n s > + 
+             < B S C C o m b i n e d S c o r e   E l e m e n t T y p e = " C o l u m n "   E l e m e n t I d = " 1 5 4 2 5 4 2 4 3 8 "   D a t a T y p e = " D e c i m a l " > B S C C o m b i n e d S c o r e < / B S C C o m b i n e d S c o r e > + 
+             < B S C E x p e c t e d S c o r e   E l e m e n t T y p e = " C o l u m n "   E l e m e n t I d = " 4 9 3 4 1 2 0 2 5 "   D a t a T y p e = " D e c i m a l " > B S C E x p e c t e d S c o r e < / B S C E x p e c t e d S c o r e > + 
+             < B S C G l o b a l S c o r e   E l e m e n t T y p e = " C o l u m n "   E l e m e n t I d = " 2 3 6 1 2 4 5 5 6 "   D a t a T y p e = " D e c i m a l " > B S C G l o b a l S c o r e < / B S C G l o b a l S c o r e > + 
+             < B S C H R R e v i e w   E l e m e n t T y p e = " C o l u m n "   E l e m e n t I d = " 4 3 4 2 6 5 3 1 1 "   D a t a T y p e = " T e x t " > B S C H R R e v i e w < / B S C H R R e v i e w > + 
+             < B S C N o   E l e m e n t T y p e = " C o l u m n "   E l e m e n t I d = " 1 4 0 7 8 5 6 7 5 4 "   D a t a T y p e = " C o d e " > B S C N o < / B S C N o > + 
+             < B S C P e r f o r m a n c e R a t i n g   E l e m e n t T y p e = " C o l u m n "   E l e m e n t I d = " 1 3 3 2 4 3 7 5 6 8 "   D a t a T y p e = " C o d e " > B S C P e r f o r m a n c e R a t i n g < / B S C P e r f o r m a n c e R a t i n g > + 
+             < B S C P r o g r e s s R e v i e w P e r i o d   E l e m e n t T y p e = " C o l u m n "   E l e m e n t I d = " 1 5 9 2 8 9 3 0 3 5 "   D a t a T y p e = " C o d e " > B S C P r o g r e s s R e v i e w P e r i o d < / B S C P r o g r e s s R e v i e w P e r i o d > + 
+             < B S C S c o r e   E l e m e n t T y p e = " C o l u m n "   E l e m e n t I d = " 1 5 2 8 1 2 4 4 8 1 "   D a t a T y p e = " D e c i m a l " > B S C S c o r e < / B S C S c o r e > + 
+             < B S C L i n e   E l e m e n t T y p e = " D a t a I t e m "   E l e m e n t I d = " 4 4 9 9 9 5 8 3 3 " > + 
+                 < B S C L i n e A c h i e v e m e n t s T o D a t e   E l e m e n t T y p e = " C o l u m n "   E l e m e n t I d = " 1 1 1 1 2 4 1 9 6 2 "   D a t a T y p e = " T e x t " > B S C L i n e A c h i e v e m e n t s T o D a t e < / B S C L i n e A c h i e v e m e n t s T o D a t e > + 
+                 < B S C L i n e E m p h a s i s   E l e m e n t T y p e = " C o l u m n "   E l e m e n t I d = " 1 6 7 7 9 9 8 7 1 1 "   D a t a T y p e = " T e x t " > B S C L i n e E m p h a s i s < / B S C L i n e E m p h a s i s > + 
+                 < B S C L i n e E x p e c t e d M a x S c o r e   E l e m e n t T y p e = " C o l u m n "   E l e m e n t I d = " 6 1 9 0 1 5 1 3 3 "   D a t a T y p e = " D e c i m a l " > B S C L i n e E x p e c t e d M a x S c o r e < / B S C L i n e E x p e c t e d M a x S c o r e > + 
+                 < B S C L i n e J o i n t R a t i n g   E l e m e n t T y p e = " C o l u m n "   E l e m e n t I d = " 2 4 0 1 4 8 7 5 2 "   D a t a T y p e = " D e c i m a l " > B S C L i n e J o i n t R a t i n g < / B S C L i n e J o i n t R a t i n g > + 
+                 < B S C L i n e P e r s p e c t i v e   E l e m e n t T y p e = " C o l u m n "   E l e m e n t I d = " 4 8 2 6 3 3 6 8 5 "   D a t a T y p e = " C o d e " > B S C L i n e P e r s p e c t i v e < / B S C L i n e P e r s p e c t i v e > + 
+                 < B S C L i n e R e v i e w e d   E l e m e n t T y p e = " C o l u m n "   E l e m e n t I d = " 1 6 7 8 5 1 9 3 8 6 "   D a t a T y p e = " B o o l e a n " > B S C L i n e R e v i e w e d < / B S C L i n e R e v i e w e d > + 
+                 < B S C L i n e R e v i e w P e r i o d   E l e m e n t T y p e = " C o l u m n "   E l e m e n t I d = " 2 7 9 1 7 3 0 5 8 "   D a t a T y p e = " C o d e " > B S C L i n e R e v i e w P e r i o d < / B S C L i n e R e v i e w P e r i o d > + 
+                 < B S C L i n e S c o r e   E l e m e n t T y p e = " C o l u m n "   E l e m e n t I d = " 2 8 5 2 0 5 3 5 9 "   D a t a T y p e = " D e c i m a l " > B S C L i n e S c o r e < / B S C L i n e S c o r e > + 
+                 < B S C L i n e S e l f R a t i n g   E l e m e n t T y p e = " C o l u m n "   E l e m e n t I d = " 6 5 1 9 7 1 1 8 6 "   D a t a T y p e = " D e c i m a l " > B S C L i n e S e l f R a t i n g < / B S C L i n e S e l f R a t i n g > + 
+             < / B S C L i n e > + 
+         < / B S C A p p r a i s a l > + 
+         < G o a l s   E l e m e n t T y p e = " D a t a I t e m "   E l e m e n t I d = " 2 1 0 3 6 9 5 8 1 " > + 
+             < A c h i e v e d P e r c e n t _ G o a l s   E l e m e n t T y p e = " C o l u m n "   E l e m e n t I d = " 1 8 0 5 7 8 2 9 9 8 "   D a t a T y p e = " D e c i m a l " > A c h i e v e d P e r c e n t _ G o a l s < / A c h i e v e d P e r c e n t _ G o a l s > + 
+             < A c h i e v e m e n t N o t e s _ G o a l s   E l e m e n t T y p e = " C o l u m n "   E l e m e n t I d = " 1 5 4 2 2 5 4 4 3 2 "   D a t a T y p e = " T e x t " > A c h i e v e m e n t N o t e s _ G o a l s < / A c h i e v e m e n t N o t e s _ G o a l s > + 
+             < A c t u a l _ G o a l s   E l e m e n t T y p e = " C o l u m n "   E l e m e n t I d = " 2 0 5 2 2 2 5 5 4 6 "   D a t a T y p e = " D e c i m a l " > A c t u a l _ G o a l s < / A c t u a l _ G o a l s > + 
+             < A g r e e d T a r g e t D a t e _ G o a l s   E l e m e n t T y p e = " C o l u m n "   E l e m e n t I d = " 4 2 5 5 4 5 8 8 9 "   D a t a T y p e = " T e x t " > A g r e e d T a r g e t D a t e _ G o a l s < / A g r e e d T a r g e t D a t e _ G o a l s > + 
+             < A p p r a i s a l L i n e T y p e _ G o a l s   E l e m e n t T y p e = " C o l u m n "   E l e m e n t I d = " 3 3 6 8 0 2 3 7 5 "   D a t a T y p e = " O p t i o n " > A p p r a i s a l L i n e T y p e _ G o a l s < / A p p r a i s a l L i n e T y p e _ G o a l s > + 
+             < A p p r a i s e e C o m m e n t s _ G o a l s   E l e m e n t T y p e = " C o l u m n "   E l e m e n t I d = " 1 4 0 3 0 7 4 0 6 0 "   D a t a T y p e = " T e x t " > A p p r a i s e e C o m m e n t s _ G o a l s < / A p p r a i s e e C o m m e n t s _ G o a l s > + 
+             < A p p r a i s e r R a t i n g _ G o a l s   E l e m e n t T y p e = " C o l u m n "   E l e m e n t I d = " 1 2 8 2 9 1 6 1 4 8 "   D a t a T y p e = " D e c i m a l " > A p p r a i s e r R a t i n g _ G o a l s < / A p p r a i s e r R a t i n g _ G o a l s > + 
+             < C o r r e c t i v e A c t i o n _ G o a l s   E l e m e n t T y p e = " C o l u m n "   E l e m e n t I d = " 9 9 4 7 3 7 1 2 2 "   D a t a T y p e = " T e x t " > C o r r e c t i v e A c t i o n _ G o a l s < / C o r r e c t i v e A c t i o n _ G o a l s > + 
+             < D e s c r i p t i o n _ G o a l s   E l e m e n t T y p e = " C o l u m n "   E l e m e n t I d = " 1 0 4 3 4 3 4 9 3 4 "   D a t a T y p e = " T e x t " > D e s c r i p t i o n _ G o a l s < / D e s c r i p t i o n _ G o a l s > + 
+             < E m p l o y e e N o _ G o a l s   E l e m e n t T y p e = " C o l u m n "   E l e m e n t I d = " 7 8 1 1 5 0 4 7 1 "   D a t a T y p e = " C o d e " > E m p l o y e e N o _ G o a l s < / E m p l o y e e N o _ G o a l s > + 
+             < F i n a l S e l f A p p r a i s a l _ G o a l s   E l e m e n t T y p e = " C o l u m n "   E l e m e n t I d = " 7 2 0 4 2 6 1 9 1 "   D a t a T y p e = " D e c i m a l " > F i n a l S e l f A p p r a i s a l _ G o a l s < / F i n a l S e l f A p p r a i s a l _ G o a l s > + 
+             < F Y _ T a r g e t   E l e m e n t T y p e = " C o l u m n "   E l e m e n t I d = " 2 0 8 4 7 8 1 1 6 "   D a t a T y p e = " D e c i m a l " > F Y _ T a r g e t < / F Y _ T a r g e t > + 
+             < I n i t i a t i v e C o d e _ G o a l s   E l e m e n t T y p e = " C o l u m n "   E l e m e n t I d = " 6 4 5 7 3 6 2 8 5 "   D a t a T y p e = " C o d e " > I n i t i a t i v e C o d e _ G o a l s < / I n i t i a t i v e C o d e _ G o a l s > + 
+             < I n i t i a t i v e D e s c r i p t i o n _ G o a l s   E l e m e n t T y p e = " C o l u m n "   E l e m e n t I d = " 2 1 0 3 6 1 3 9 5 0 "   D a t a T y p e = " T e x t " > I n i t i a t i v e D e s c r i p t i o n _ G o a l s < / I n i t i a t i v e D e s c r i p t i o n _ G o a l s > + 
+             < K e y I n d i c a t o r s _ G o a l s   E l e m e n t T y p e = " C o l u m n "   E l e m e n t I d = " 1 3 1 6 5 5 6 7 4 5 "   D a t a T y p e = " T e x t " > K e y I n d i c a t o r s _ G o a l s < / K e y I n d i c a t o r s _ G o a l s > + 
+             < K e y R e s p o n s i b i l i t y _ G o a l s   E l e m e n t T y p e = " C o l u m n "   E l e m e n t I d = " 1 8 3 9 0 0 2 3 0 5 "   D a t a T y p e = " T e x t " > K e y R e s p o n s i b i l i t y _ G o a l s < / K e y R e s p o n s i b i l i t y _ G o a l s > + 
+             < K P I _ G o a l s   E l e m e n t T y p e = " C o l u m n "   E l e m e n t I d = " 1 5 5 6 0 5 4 0 6 2 "   D a t a T y p e = " T e x t " > K P I _ G o a l s < / K P I _ G o a l s > + 
+             < L i n e T y p e G o a l s   E l e m e n t T y p e = " C o l u m n "   E l e m e n t I d = " 6 7 6 8 4 3 9 4 1 "   D a t a T y p e = " O p t i o n " > L i n e T y p e G o a l s < / L i n e T y p e G o a l s > + 
+             < M i d Y e a r A p p r a i s a l _ G o a l s   E l e m e n t T y p e = " C o l u m n "   E l e m e n t I d = " 1 6 5 7 8 4 3 8 2 2 "   D a t a T y p e = " D e c i m a l " > M i d Y e a r A p p r a i s a l _ G o a l s < / M i d Y e a r A p p r a i s a l _ G o a l s > + 
+             < N o _ G o a l s   E l e m e n t T y p e = " C o l u m n "   E l e m e n t I d = " 1 7 2 1 0 6 3 5 3 9 "   D a t a T y p e = " C o d e " > N o _ G o a l s < / N o _ G o a l s > + 
+             < P e r f o r m a n c e M e a s u r e _ G o a l s   E l e m e n t T y p e = " C o l u m n "   E l e m e n t I d = " 1 8 4 4 2 4 4 6 0 4 "   D a t a T y p e = " C o d e " > P e r f o r m a n c e M e a s u r e _ G o a l s < / P e r f o r m a n c e M e a s u r e _ G o a l s > + 
+             < Q u a r t e r S c o r e _ G o a l s   E l e m e n t T y p e = " C o l u m n "   E l e m e n t I d = " 3 1 2 0 5 9 0 7 2 "   D a t a T y p e = " D e c i m a l " > Q u a r t e r S c o r e _ G o a l s < / Q u a r t e r S c o r e _ G o a l s > + 
+             < R e s u l t s A c h i e v e d C o m m e n t s _ G o a l s   E l e m e n t T y p e = " C o l u m n "   E l e m e n t I d = " 4 8 3 2 3 9 2 7 9 "   D a t a T y p e = " T e x t " > R e s u l t s A c h i e v e d C o m m e n t s _ G o a l s < / R e s u l t s A c h i e v e d C o m m e n t s _ G o a l s > + 
+             < R e v i e w P e r i o d C o d e _ G o a l s   E l e m e n t T y p e = " C o l u m n "   E l e m e n t I d = " 2 4 9 3 0 8 6 5 8 "   D a t a T y p e = " C o d e " > R e v i e w P e r i o d C o d e _ G o a l s < / R e v i e w P e r i o d C o d e _ G o a l s > + 
+             < S c o r e P o i n t s _ G o a l s   E l e m e n t T y p e = " C o l u m n "   E l e m e n t I d = " 9 7 6 0 0 1 0 0 5 "   D a t a T y p e = " D e c i m a l " > S c o r e P o i n t s _ G o a l s < / S c o r e P o i n t s _ G o a l s > + 
+             < S e l f R a t i n g _ G o a l s   E l e m e n t T y p e = " C o l u m n "   E l e m e n t I d = " 3 1 5 8 2 8 9 7 7 "   D a t a T y p e = " D e c i m a l " > S e l f R a t i n g _ G o a l s < / S e l f R a t i n g _ G o a l s > + 
+             < V a r i a n c e   E l e m e n t T y p e = " C o l u m n "   E l e m e n t I d = " 5 5 6 8 8 1 0 8 0 "   D a t a T y p e = " D e c i m a l " > V a r i a n c e < / V a r i a n c e > + 
+             < W e i g h t i n g _ G o a l s   E l e m e n t T y p e = " C o l u m n "   E l e m e n t I d = " 1 9 4 1 2 5 6 5 7 2 "   D a t a T y p e = " D e c i m a l " > W e i g h t i n g _ G o a l s < / W e i g h t i n g _ G o a l s > + 
+             < W o r k p l a n C o d e _ G o a l s   E l e m e n t T y p e = " C o l u m n "   E l e m e n t I d = " 2 0 1 8 3 5 7 7 6 5 "   D a t a T y p e = " C o d e " > W o r k p l a n C o d e _ G o a l s < / W o r k p l a n C o d e _ G o a l s > + 
+             < W o r k p l a n D e s c r i p t i o n _ G o a l s   E l e m e n t T y p e = " C o l u m n "   E l e m e n t I d = " 9 2 8 6 0 7 5 6 0 "   D a t a T y p e = " T e x t " > W o r k p l a n D e s c r i p t i o n _ G o a l s < / W o r k p l a n D e s c r i p t i o n _ G o a l s > + 
+         < / G o a l s > + 
+         < G o a l s J D   E l e m e n t T y p e = " D a t a I t e m "   E l e m e n t I d = " 1 1 5 0 2 7 4 6 7 5 " > + 
+             < A g r e e d T a r g e t D a t e _ G o a l s J D   E l e m e n t T y p e = " C o l u m n "   E l e m e n t I d = " 3 6 7 7 5 6 2 8 7 "   D a t a T y p e = " T e x t " > A g r e e d T a r g e t D a t e _ G o a l s J D < / A g r e e d T a r g e t D a t e _ G o a l s J D > + 
+             < A p p r a i s a l L i n e T y p e _ G o a l s J D   E l e m e n t T y p e = " C o l u m n "   E l e m e n t I d = " 1 6 0 7 7 9 4 1 8 3 "   D a t a T y p e = " O p t i o n " > A p p r a i s a l L i n e T y p e _ G o a l s J D < / A p p r a i s a l L i n e T y p e _ G o a l s J D > + 
+             < E m p l o y e e N o _ G o a l s J D   E l e m e n t T y p e = " C o l u m n "   E l e m e n t I d = " 1 9 5 0 3 9 2 7 6 1 "   D a t a T y p e = " C o d e " > E m p l o y e e N o _ G o a l s J D < / E m p l o y e e N o _ G o a l s J D > + 
+             < F i n a l S e l f A p p r a i s a l _ G o a l s J D   E l e m e n t T y p e = " C o l u m n "   E l e m e n t I d = " 4 9 8 8 2 9 4 2 5 "   D a t a T y p e = " D e c i m a l " > F i n a l S e l f A p p r a i s a l _ G o a l s J D < / F i n a l S e l f A p p r a i s a l _ G o a l s J D > + 
+             < K e y R e s p o n s i b i l i t y _ G o a l s J D   E l e m e n t T y p e = " C o l u m n "   E l e m e n t I d = " 5 3 1 1 5 8 0 4 7 "   D a t a T y p e = " T e x t " > K e y R e s p o n s i b i l i t y _ G o a l s J D < / K e y R e s p o n s i b i l i t y _ G o a l s J D > + 
+             < L i n e T y p e G o a l s J D   E l e m e n t T y p e = " C o l u m n "   E l e m e n t I d = " 1 3 1 6 3 2 5 1 7 "   D a t a T y p e = " O p t i o n " > L i n e T y p e G o a l s J D < / L i n e T y p e G o a l s J D > + 
+             < N o _ G o a l s J D   E l e m e n t T y p e = " C o l u m n "   E l e m e n t I d = " 1 5 7 9 6 6 6 8 9 9 "   D a t a T y p e = " C o d e " > N o _ G o a l s J D < / N o _ G o a l s J D > + 
+             < R e s u l t s A c h i e v e d C o m m e n t s _ G o a l s J D   E l e m e n t T y p e = " C o l u m n "   E l e m e n t I d = " 1 6 1 4 5 9 4 8 3 3 "   D a t a T y p e = " T e x t " > R e s u l t s A c h i e v e d C o m m e n t s _ G o a l s J D < / R e s u l t s A c h i e v e d C o m m e n t s _ G o a l s J D > + 
+             < S c o r e P o i n t s _ G o a l s J D   E l e m e n t T y p e = " C o l u m n "   E l e m e n t I d = " 2 8 0 7 2 1 4 1 "   D a t a T y p e = " D e c i m a l " > S c o r e P o i n t s _ G o a l s J D < / S c o r e P o i n t s _ G o a l s J D > + 
+             < W e i g h t i n g _ G o a l s J D   E l e m e n t T y p e = " C o l u m n "   E l e m e n t I d = " 4 3 6 6 1 5 3 7 4 "   D a t a T y p e = " D e c i m a l " > W e i g h t i n g _ G o a l s J D < / W e i g h t i n g _ G o a l s J D > + 
+         < / G o a l s J D > + 
+         < C o m m e n t s   E l e m e n t T y p e = " D a t a I t e m "   E l e m e n t I d = " 1 6 4 4 4 5 9 0 5 9 " > + 
+             < A p p r a i s a l N o _ C o m m e n t s   E l e m e n t T y p e = " C o l u m n "   E l e m e n t I d = " 1 1 6 2 7 2 8 0 1 8 "   D a t a T y p e = " C o d e " > A p p r a i s a l N o _ C o m m e n t s < / A p p r a i s a l N o _ C o m m e n t s > + 
+             < C o m m e n t s b y S e c o n d S u p r v i s o r _ C o m m e n t s   E l e m e n t T y p e = " C o l u m n "   E l e m e n t I d = " 1 0 1 8 2 5 7 9 8 8 "   D a t a T y p e = " T e x t " > C o m m e n t s b y S e c o n d S u p r v i s o r _ C o m m e n t s < / C o m m e n t s b y S e c o n d S u p r v i s o r _ C o m m e n t s > + 
+             < C o m m e n t s o n P e r f o r m a n c e _ C o m m e n t s   E l e m e n t T y p e = " C o l u m n "   E l e m e n t I d = " 1 8 2 4 2 3 2 8 9 3 "   D a t a T y p e = " T e x t " > C o m m e n t s o n P e r f o r m a n c e _ C o m m e n t s < / C o m m e n t s o n P e r f o r m a n c e _ C o m m e n t s > + 
+             < C o m m e n t s O n S u p e r v i s o r _ C o m m e n t s   E l e m e n t T y p e = " C o l u m n "   E l e m e n t I d = " 1 6 9 7 7 4 9 1 3 1 "   D a t a T y p e = " T e x t " > C o m m e n t s O n S u p e r v i s o r _ C o m m e n t s < / C o m m e n t s O n S u p e r v i s o r _ C o m m e n t s > + 
+             < D a t e _ C o m m e n t s   E l e m e n t T y p e = " C o l u m n "   E l e m e n t I d = " 6 6 4 7 9 4 0 2 6 "   D a t a T y p e = " D a t e " > D a t e _ C o m m e n t s < / D a t e _ C o m m e n t s > + 
+             < E x t e n t o f D i s c u s s i o n H e l p _ C o m m e n t s   E l e m e n t T y p e = " C o l u m n "   E l e m e n t I d = " 1 0 5 4 5 3 5 3 8 0 "   D a t a T y p e = " O p t i o n " > E x t e n t o f D i s c u s s i o n H e l p _ C o m m e n t s < / E x t e n t o f D i s c u s s i o n H e l p _ C o m m e n t s > + 
+             < P e r f o r m a n c e R e l a t e d D i c u s s i o n s _ C o m m e n t s   E l e m e n t T y p e = " C o l u m n "   E l e m e n t I d = " 4 9 8 1 7 4 5 3 "   D a t a T y p e = " B o o l e a n " > P e r f o r m a n c e R e l a t e d D i c u s s i o n s _ C o m m e n t s < / P e r f o r m a n c e R e l a t e d D i c u s s i o n s _ C o m m e n t s > + 
+             < P e r s o n _ C o m m e n t s   E l e m e n t T y p e = " C o l u m n "   E l e m e n t I d = " 1 9 7 4 3 3 9 7 1 3 "   D a t a T y p e = " O p t i o n " > P e r s o n _ C o m m e n t s < / P e r s o n _ C o m m e n t s > + 
+             < R e v i e w P e r i o d C o d e _ C o m m e n t s   E l e m e n t T y p e = " C o l u m n "   E l e m e n t I d = " 1 5 4 9 1 3 8 6 8 0 "   D a t a T y p e = " C o d e " > R e v i e w P e r i o d C o d e _ C o m m e n t s < / R e v i e w P e r i o d C o d e _ C o m m e n t s > + 
+         < / C o m m e n t s > + 
+         < T r a i n i n g _ R e q u e s t   E l e m e n t T y p e = " D a t a I t e m "   E l e m e n t I d = " 1 4 7 8 6 9 9 6 1 9 " > + 
+             < D e s c r i p t i o n _ T r a i n i n g R e q u e s t   E l e m e n t T y p e = " C o l u m n "   E l e m e n t I d = " 1 6 3 4 8 7 5 8 1 1 "   D a t a T y p e = " T e x t " > D e s c r i p t i o n _ T r a i n i n g R e q u e s t < / D e s c r i p t i o n _ T r a i n i n g R e q u e s t > + 
+             < E m p l o y e e N o _ T r a i n i n g R e q u e s t   E l e m e n t T y p e = " C o l u m n "   E l e m e n t I d = " 7 1 5 8 9 1 8 4 "   D a t a T y p e = " C o d e " > E m p l o y e e N o _ T r a i n i n g R e q u e s t < / E m p l o y e e N o _ T r a i n i n g R e q u e s t > + 
+         < / T r a i n i n g _ R e q u e s t > + 
+         < E m p l o y e e _ Q u a l i f i c a t i o n   E l e m e n t T y p e = " D a t a I t e m "   E l e m e n t I d = " 1 2 4 1 8 3 9 2 6 5 " > + 
+             < D e s c r i p t i o n _ E m p l o y e e Q u a l i f i c a t i o n   E l e m e n t T y p e = " C o l u m n "   E l e m e n t I d = " 1 7 2 6 8 7 3 1 8 3 "   D a t a T y p e = " T e x t " > D e s c r i p t i o n _ E m p l o y e e Q u a l i f i c a t i o n < / D e s c r i p t i o n _ E m p l o y e e Q u a l i f i c a t i o n > + 
+             < E m p l o y e e N o _ E m p l o y e e Q u a l i f i c a t i o n   E l e m e n t T y p e = " C o l u m n "   E l e m e n t I d = " 4 3 8 5 1 7 2 4 6 "   D a t a T y p e = " C o d e " > E m p l o y e e N o _ E m p l o y e e Q u a l i f i c a t i o n < / E m p l o y e e N o _ E m p l o y e e Q u a l i f i c a t i o n > + 
+             < F r o m D a t e _ E m p l o y e e Q u a l i f i c a t i o n   E l e m e n t T y p e = " C o l u m n "   E l e m e n t I d = " 2 0 1 7 8 6 2 9 8 7 "   D a t a T y p e = " D a t e " > F r o m D a t e _ E m p l o y e e Q u a l i f i c a t i o n < / F r o m D a t e _ E m p l o y e e Q u a l i f i c a t i o n > + 
+             < Q u a l i f i c a t i o n C o d e _ E m p l o y e e Q u a l i f i c a t i o n   E l e m e n t T y p e = " C o l u m n "   E l e m e n t I d = " 1 5 8 9 6 6 1 5 3 1 "   D a t a T y p e = " C o d e " > Q u a l i f i c a t i o n C o d e _ E m p l o y e e Q u a l i f i c a t i o n < / Q u a l i f i c a t i o n C o d e _ E m p l o y e e Q u a l i f i c a t i o n > + 
+             < Q u a l i f i c a t i o n T y p e _ E m p l o y e e Q u a l i f i c a t i o n   E l e m e n t T y p e = " C o l u m n "   E l e m e n t I d = " 1 1 8 8 6 0 2 9 1 2 "   D a t a T y p e = " T e x t " > Q u a l i f i c a t i o n T y p e _ E m p l o y e e Q u a l i f i c a t i o n < / Q u a l i f i c a t i o n T y p e _ E m p l o y e e Q u a l i f i c a t i o n > + 
+             < T o D a t e _ E m p l o y e e Q u a l i f i c a t i o n   E l e m e n t T y p e = " C o l u m n "   E l e m e n t I d = " 5 0 0 3 4 9 8 "   D a t a T y p e = " D a t e " > T o D a t e _ E m p l o y e e Q u a l i f i c a t i o n < / T o D a t e _ E m p l o y e e Q u a l i f i c a t i o n > + 
+         < / E m p l o y e e _ Q u a l i f i c a t i o n > + 
+     < / A p p r a i s a l > + 
+ < / N a v W o r d R e p o r t X m l P a r t > 
+</file>
+
 <file path=customXml/itemProps1.xml><?xml version="1.0" encoding="utf-8"?>
 <ds:datastoreItem xmlns:ds="http://schemas.openxmlformats.org/officeDocument/2006/customXml" ds:itemID="{FB421CF6-DC18-44F4-8AA5-63873E87044C}">
   <ds:schemaRefs>
